--- a/00-首页/题组Word/初赛模拟卷/初赛模拟卷VII（非有机·学生版）.docx
+++ b/00-首页/题组Word/初赛模拟卷/初赛模拟卷VII（非有机·学生版）.docx
@@ -55,6 +55,7 @@
     <w:p>
       <w:pPr>
         <w:pStyle w:val="BlockText"/>
+        <w:ind w:firstLine="420"/>
       </w:pPr>
       <w:r>
         <w:rPr>
@@ -532,6 +533,7 @@
     <w:p>
       <w:pPr>
         <w:pStyle w:val="FirstParagraph"/>
+        <w:ind w:firstLine="420"/>
       </w:pPr>
       <w:r>
         <w:rPr>
@@ -707,6 +709,7 @@
     <w:p>
       <w:pPr>
         <w:pStyle w:val="BodyText"/>
+        <w:ind w:firstLine="420"/>
       </w:pPr>
       <w:r>
         <w:rPr>
@@ -886,6 +889,7 @@
     <w:p>
       <w:pPr>
         <w:pStyle w:val="BodyText"/>
+        <w:ind w:firstLine="420"/>
       </w:pPr>
       <w:r>
         <w:rPr>
@@ -915,6 +919,7 @@
     <w:p>
       <w:pPr>
         <w:pStyle w:val="BodyText"/>
+        <w:ind w:firstLine="420"/>
       </w:pPr>
       <w:r>
         <w:rPr>
@@ -982,6 +987,7 @@
     <w:p>
       <w:pPr>
         <w:pStyle w:val="BodyText"/>
+        <w:ind w:firstLine="420"/>
       </w:pPr>
       <w:r>
         <w:rPr>
@@ -1052,6 +1058,7 @@
           <w:ilvl w:val="0"/>
           <w:numId w:val="1001"/>
         </w:numPr>
+        <w:ind w:firstLine="420"/>
       </w:pPr>
       <w:r>
         <w:rPr>
@@ -1073,6 +1080,7 @@
           <w:numId w:val="1001"/>
         </w:numPr>
         <w:spacing w:after="80"/>
+        <w:ind w:firstLine="420"/>
       </w:pPr>
       <w:r>
         <w:rPr>
@@ -1116,6 +1124,15 @@
         <w:tblStyle w:val="Table"/>
         <w:tblW w:type="auto" w:w="0"/>
         <w:tblLook w:firstRow="1" w:lastRow="0" w:firstColumn="0" w:lastColumn="0" w:noHBand="0" w:noVBand="0" w:val="0020"/>
+        <w:jc w:val="center"/>
+        <w:tblBorders>
+          <w:top w:val="single" w:sz="12" w:space="0" w:color="333333"/>
+          <w:bottom w:val="single" w:sz="12" w:space="0" w:color="333333"/>
+          <w:left w:val="none"/>
+          <w:right w:val="none"/>
+          <w:insideH w:val="none"/>
+          <w:insideV w:val="none"/>
+        </w:tblBorders>
       </w:tblPr>
       <w:tblGrid>
         <w:gridCol w:w="2640"/>
@@ -1127,7 +1144,11 @@
           <w:tblHeader w:val="on"/>
         </w:trPr>
         <w:tc>
-          <w:tcPr/>
+          <w:tcPr>
+            <w:tcBorders>
+              <w:bottom w:val="single" w:sz="6" w:space="0" w:color="333333"/>
+            </w:tcBorders>
+          </w:tcPr>
           <w:p>
             <w:pPr>
               <w:pStyle w:val="Compact"/>
@@ -1143,7 +1164,11 @@
           </w:p>
         </w:tc>
         <w:tc>
-          <w:tcPr/>
+          <w:tcPr>
+            <w:tcBorders>
+              <w:bottom w:val="single" w:sz="6" w:space="0" w:color="333333"/>
+            </w:tcBorders>
+          </w:tcPr>
           <w:p>
             <w:pPr>
               <w:pStyle w:val="Compact"/>
@@ -1159,7 +1184,11 @@
           </w:p>
         </w:tc>
         <w:tc>
-          <w:tcPr/>
+          <w:tcPr>
+            <w:tcBorders>
+              <w:bottom w:val="single" w:sz="6" w:space="0" w:color="333333"/>
+            </w:tcBorders>
+          </w:tcPr>
           <w:p>
             <w:pPr>
               <w:pStyle w:val="Compact"/>
@@ -1633,6 +1662,7 @@
       <w:pPr>
         <w:pStyle w:val="BodyText"/>
         <w:spacing w:before="120"/>
+        <w:ind w:firstLine="420"/>
       </w:pPr>
       <w:r>
         <w:rPr>
@@ -1700,6 +1730,7 @@
     <w:p>
       <w:pPr>
         <w:pStyle w:val="BodyText"/>
+        <w:ind w:firstLine="420"/>
       </w:pPr>
       <w:r>
         <w:rPr>
@@ -2174,6 +2205,7 @@
     <w:p>
       <w:pPr>
         <w:pStyle w:val="BodyText"/>
+        <w:ind w:firstLine="420"/>
       </w:pPr>
       <w:r>
         <w:rPr>
@@ -2311,6 +2343,7 @@
           <w:ilvl w:val="0"/>
           <w:numId w:val="1002"/>
         </w:numPr>
+        <w:ind w:firstLine="420"/>
       </w:pPr>
       <w:r>
         <w:rPr>
@@ -2368,6 +2401,7 @@
           <w:ilvl w:val="0"/>
           <w:numId w:val="1002"/>
         </w:numPr>
+        <w:ind w:firstLine="420"/>
       </w:pPr>
       <w:r>
         <w:rPr>
@@ -2494,6 +2528,7 @@
       <w:pPr>
         <w:pStyle w:val="FirstParagraph"/>
         <w:spacing w:after="80"/>
+        <w:ind w:firstLine="420"/>
       </w:pPr>
       <w:r>
         <w:rPr>
@@ -2531,6 +2566,15 @@
         <w:tblStyle w:val="Table"/>
         <w:tblW w:type="auto" w:w="0"/>
         <w:tblLook w:firstRow="1" w:lastRow="0" w:firstColumn="0" w:lastColumn="0" w:noHBand="0" w:noVBand="0" w:val="0020"/>
+        <w:jc w:val="center"/>
+        <w:tblBorders>
+          <w:top w:val="single" w:sz="12" w:space="0" w:color="333333"/>
+          <w:bottom w:val="single" w:sz="12" w:space="0" w:color="333333"/>
+          <w:left w:val="none"/>
+          <w:right w:val="none"/>
+          <w:insideH w:val="none"/>
+          <w:insideV w:val="none"/>
+        </w:tblBorders>
       </w:tblPr>
       <w:tblGrid>
         <w:gridCol w:w="1584"/>
@@ -2544,7 +2588,11 @@
           <w:tblHeader w:val="on"/>
         </w:trPr>
         <w:tc>
-          <w:tcPr/>
+          <w:tcPr>
+            <w:tcBorders>
+              <w:bottom w:val="single" w:sz="6" w:space="0" w:color="333333"/>
+            </w:tcBorders>
+          </w:tcPr>
           <w:p>
             <w:pPr>
               <w:pStyle w:val="Compact"/>
@@ -2553,7 +2601,11 @@
           </w:p>
         </w:tc>
         <w:tc>
-          <w:tcPr/>
+          <w:tcPr>
+            <w:tcBorders>
+              <w:bottom w:val="single" w:sz="6" w:space="0" w:color="333333"/>
+            </w:tcBorders>
+          </w:tcPr>
           <w:p>
             <w:pPr>
               <w:pStyle w:val="Compact"/>
@@ -2577,7 +2629,11 @@
           </w:p>
         </w:tc>
         <w:tc>
-          <w:tcPr/>
+          <w:tcPr>
+            <w:tcBorders>
+              <w:bottom w:val="single" w:sz="6" w:space="0" w:color="333333"/>
+            </w:tcBorders>
+          </w:tcPr>
           <w:p>
             <w:pPr>
               <w:pStyle w:val="Compact"/>
@@ -2601,7 +2657,11 @@
           </w:p>
         </w:tc>
         <w:tc>
-          <w:tcPr/>
+          <w:tcPr>
+            <w:tcBorders>
+              <w:bottom w:val="single" w:sz="6" w:space="0" w:color="333333"/>
+            </w:tcBorders>
+          </w:tcPr>
           <w:p>
             <w:pPr>
               <w:pStyle w:val="Compact"/>
@@ -2617,7 +2677,11 @@
           </w:p>
         </w:tc>
         <w:tc>
-          <w:tcPr/>
+          <w:tcPr>
+            <w:tcBorders>
+              <w:bottom w:val="single" w:sz="6" w:space="0" w:color="333333"/>
+            </w:tcBorders>
+          </w:tcPr>
           <w:p>
             <w:pPr>
               <w:pStyle w:val="Compact"/>
@@ -2792,6 +2856,7 @@
       <w:pPr>
         <w:pStyle w:val="BodyText"/>
         <w:spacing w:before="120"/>
+        <w:ind w:firstLine="420"/>
       </w:pPr>
       <w:r>
         <w:rPr>
@@ -3112,6 +3177,7 @@
     <w:p>
       <w:pPr>
         <w:pStyle w:val="FirstParagraph"/>
+        <w:ind w:firstLine="420"/>
       </w:pPr>
       <w:r>
         <w:rPr>
@@ -3243,6 +3309,7 @@
     <w:p>
       <w:pPr>
         <w:pStyle w:val="BodyText"/>
+        <w:ind w:firstLine="420"/>
       </w:pPr>
       <w:r>
         <w:rPr>
@@ -3278,6 +3345,7 @@
     <w:p>
       <w:pPr>
         <w:pStyle w:val="BodyText"/>
+        <w:ind w:firstLine="420"/>
       </w:pPr>
       <w:r>
         <w:rPr>
@@ -3313,6 +3381,7 @@
     <w:p>
       <w:pPr>
         <w:pStyle w:val="BodyText"/>
+        <w:ind w:firstLine="420"/>
       </w:pPr>
       <w:r>
         <w:rPr>
@@ -3442,6 +3511,7 @@
     <w:p>
       <w:pPr>
         <w:pStyle w:val="BodyText"/>
+        <w:ind w:firstLine="420"/>
       </w:pPr>
       <w:r>
         <w:rPr>
@@ -3471,6 +3541,7 @@
     <w:p>
       <w:pPr>
         <w:pStyle w:val="BodyText"/>
+        <w:ind w:firstLine="420"/>
       </w:pPr>
       <w:r>
         <w:rPr>
@@ -3506,6 +3577,7 @@
     <w:p>
       <w:pPr>
         <w:pStyle w:val="BodyText"/>
+        <w:ind w:firstLine="420"/>
       </w:pPr>
       <w:r>
         <w:rPr>
@@ -3553,6 +3625,7 @@
     <w:p>
       <w:pPr>
         <w:pStyle w:val="BodyText"/>
+        <w:ind w:firstLine="420"/>
       </w:pPr>
       <w:r>
         <w:rPr>
@@ -3643,6 +3716,7 @@
     <w:p>
       <w:pPr>
         <w:pStyle w:val="BodyText"/>
+        <w:ind w:firstLine="420"/>
       </w:pPr>
       <w:r>
         <w:rPr>
@@ -3973,6 +4047,7 @@
     <w:p>
       <w:pPr>
         <w:pStyle w:val="BodyText"/>
+        <w:ind w:firstLine="420"/>
       </w:pPr>
       <w:r>
         <w:rPr>
@@ -4014,6 +4089,7 @@
     <w:p>
       <w:pPr>
         <w:pStyle w:val="BodyText"/>
+        <w:ind w:firstLine="420"/>
       </w:pPr>
       <w:r>
         <w:rPr>
@@ -4190,6 +4266,7 @@
           <w:ilvl w:val="0"/>
           <w:numId w:val="1003"/>
         </w:numPr>
+        <w:ind w:firstLine="420"/>
       </w:pPr>
       <w:r>
         <w:rPr>
@@ -4222,6 +4299,7 @@
           <w:ilvl w:val="0"/>
           <w:numId w:val="1003"/>
         </w:numPr>
+        <w:ind w:firstLine="420"/>
       </w:pPr>
       <w:r>
         <w:rPr>
@@ -4401,6 +4479,7 @@
     <w:p>
       <w:pPr>
         <w:pStyle w:val="FirstParagraph"/>
+        <w:ind w:firstLine="420"/>
       </w:pPr>
       <w:r>
         <w:rPr>
@@ -4699,6 +4778,7 @@
           <w:ilvl w:val="0"/>
           <w:numId w:val="1004"/>
         </w:numPr>
+        <w:ind w:firstLine="420"/>
       </w:pPr>
       <w:r>
         <w:rPr>
@@ -4731,6 +4811,7 @@
           <w:ilvl w:val="0"/>
           <w:numId w:val="1004"/>
         </w:numPr>
+        <w:ind w:firstLine="420"/>
       </w:pPr>
       <w:r>
         <w:rPr>
@@ -4769,6 +4850,7 @@
           <w:ilvl w:val="0"/>
           <w:numId w:val="1004"/>
         </w:numPr>
+        <w:ind w:firstLine="420"/>
       </w:pPr>
       <w:r>
         <w:rPr>
@@ -4885,6 +4967,7 @@
           <w:ilvl w:val="0"/>
           <w:numId w:val="1004"/>
         </w:numPr>
+        <w:ind w:firstLine="420"/>
       </w:pPr>
       <w:r>
         <w:rPr>
@@ -5031,6 +5114,7 @@
           <w:ilvl w:val="0"/>
           <w:numId w:val="1004"/>
         </w:numPr>
+        <w:ind w:firstLine="420"/>
       </w:pPr>
       <w:r>
         <w:rPr>
@@ -5341,6 +5425,7 @@
     <w:p>
       <w:pPr>
         <w:pStyle w:val="FirstParagraph"/>
+        <w:ind w:firstLine="420"/>
       </w:pPr>
       <w:r>
         <w:rPr>
@@ -5887,6 +5972,7 @@
           <w:ilvl w:val="0"/>
           <w:numId w:val="1005"/>
         </w:numPr>
+        <w:ind w:firstLine="420"/>
       </w:pPr>
       <w:r>
         <w:rPr>
@@ -5943,6 +6029,7 @@
           <w:ilvl w:val="0"/>
           <w:numId w:val="1005"/>
         </w:numPr>
+        <w:ind w:firstLine="420"/>
       </w:pPr>
       <w:r>
         <w:rPr>
@@ -6020,6 +6107,7 @@
     <w:p>
       <w:pPr>
         <w:pStyle w:val="FirstParagraph"/>
+        <w:ind w:firstLine="420"/>
       </w:pPr>
       <w:r>
         <w:rPr>
@@ -6417,6 +6505,7 @@
     <w:p>
       <w:pPr>
         <w:pStyle w:val="BodyText"/>
+        <w:ind w:firstLine="420"/>
       </w:pPr>
       <w:r>
         <w:rPr>
@@ -7250,6 +7339,7 @@
     <w:p>
       <w:pPr>
         <w:pStyle w:val="BodyText"/>
+        <w:ind w:firstLine="420"/>
       </w:pPr>
       <w:r>
         <w:rPr>
@@ -7363,6 +7453,7 @@
     <w:p>
       <w:pPr>
         <w:pStyle w:val="BodyText"/>
+        <w:ind w:firstLine="420"/>
       </w:pPr>
       <w:r>
         <w:rPr>
@@ -7380,6 +7471,7 @@
     <w:p>
       <w:pPr>
         <w:pStyle w:val="BodyText"/>
+        <w:ind w:firstLine="420"/>
       </w:pPr>
       <w:r>
         <w:rPr>
@@ -7427,6 +7519,7 @@
     <w:p>
       <w:pPr>
         <w:pStyle w:val="BodyText"/>
+        <w:ind w:firstLine="420"/>
       </w:pPr>
       <w:r>
         <w:rPr>
@@ -7576,6 +7669,7 @@
     <w:p>
       <w:pPr>
         <w:pStyle w:val="BodyText"/>
+        <w:ind w:firstLine="420"/>
       </w:pPr>
       <w:r>
         <w:rPr>
@@ -7623,6 +7717,7 @@
     <w:p>
       <w:pPr>
         <w:pStyle w:val="BodyText"/>
+        <w:ind w:firstLine="420"/>
       </w:pPr>
       <w:r>
         <w:rPr>
@@ -7796,6 +7891,7 @@
     <w:p>
       <w:pPr>
         <w:pStyle w:val="BodyText"/>
+        <w:ind w:firstLine="420"/>
       </w:pPr>
       <w:r>
         <w:rPr>
@@ -7831,6 +7927,7 @@
     <w:p>
       <w:pPr>
         <w:pStyle w:val="BodyText"/>
+        <w:ind w:firstLine="420"/>
       </w:pPr>
       <w:r>
         <w:rPr>
@@ -7916,6 +8013,7 @@
     <w:p>
       <w:pPr>
         <w:pStyle w:val="BodyText"/>
+        <w:ind w:firstLine="420"/>
       </w:pPr>
       <w:r>
         <w:rPr>
@@ -7963,6 +8061,7 @@
     <w:p>
       <w:pPr>
         <w:pStyle w:val="BodyText"/>
+        <w:ind w:firstLine="420"/>
       </w:pPr>
       <w:r>
         <w:rPr>
@@ -8078,6 +8177,7 @@
     <w:p>
       <w:pPr>
         <w:pStyle w:val="FirstParagraph"/>
+        <w:ind w:firstLine="420"/>
       </w:pPr>
       <w:r>
         <w:rPr>
@@ -8475,6 +8575,7 @@
     <w:p>
       <w:pPr>
         <w:pStyle w:val="FirstParagraph"/>
+        <w:ind w:firstLine="420"/>
       </w:pPr>
       <w:r>
         <w:rPr>
@@ -8576,6 +8677,7 @@
     <w:p>
       <w:pPr>
         <w:pStyle w:val="BodyText"/>
+        <w:ind w:firstLine="420"/>
       </w:pPr>
       <w:r>
         <w:rPr>
@@ -8619,6 +8721,7 @@
     <w:p>
       <w:pPr>
         <w:pStyle w:val="BodyText"/>
+        <w:ind w:firstLine="420"/>
       </w:pPr>
       <w:r>
         <w:rPr>
@@ -8650,6 +8753,7 @@
     <w:p>
       <w:pPr>
         <w:pStyle w:val="BodyText"/>
+        <w:ind w:firstLine="420"/>
       </w:pPr>
       <w:r>
         <w:rPr>
@@ -8693,6 +8797,7 @@
     <w:p>
       <w:pPr>
         <w:pStyle w:val="BodyText"/>
+        <w:ind w:firstLine="420"/>
       </w:pPr>
       <w:r>
         <w:rPr>
@@ -8736,6 +8841,7 @@
     <w:p>
       <w:pPr>
         <w:pStyle w:val="BodyText"/>
+        <w:ind w:firstLine="420"/>
       </w:pPr>
       <w:r>
         <w:rPr>
@@ -8885,6 +8991,7 @@
     <w:p>
       <w:pPr>
         <w:pStyle w:val="BodyText"/>
+        <w:ind w:firstLine="420"/>
       </w:pPr>
       <w:r>
         <w:rPr>
@@ -8928,6 +9035,7 @@
     <w:p>
       <w:pPr>
         <w:pStyle w:val="BodyText"/>
+        <w:ind w:firstLine="420"/>
       </w:pPr>
       <w:r>
         <w:rPr>
@@ -9122,6 +9230,7 @@
     <w:p>
       <w:pPr>
         <w:pStyle w:val="BodyText"/>
+        <w:ind w:firstLine="420"/>
       </w:pPr>
       <w:r>
         <w:rPr>
@@ -9416,6 +9525,7 @@
     <w:p>
       <w:pPr>
         <w:pStyle w:val="BodyText"/>
+        <w:ind w:firstLine="420"/>
       </w:pPr>
       <w:r>
         <w:rPr>
@@ -9460,6 +9570,7 @@
       <w:pPr>
         <w:pStyle w:val="BodyText"/>
         <w:spacing w:after="80"/>
+        <w:ind w:firstLine="420"/>
       </w:pPr>
       <w:r>
         <w:rPr>
@@ -9497,6 +9608,15 @@
         <w:tblStyle w:val="Table"/>
         <w:tblW w:type="auto" w:w="0"/>
         <w:tblLook w:firstRow="1" w:lastRow="0" w:firstColumn="0" w:lastColumn="0" w:noHBand="0" w:noVBand="0" w:val="0020"/>
+        <w:jc w:val="center"/>
+        <w:tblBorders>
+          <w:top w:val="single" w:sz="12" w:space="0" w:color="333333"/>
+          <w:bottom w:val="single" w:sz="12" w:space="0" w:color="333333"/>
+          <w:left w:val="none"/>
+          <w:right w:val="none"/>
+          <w:insideH w:val="none"/>
+          <w:insideV w:val="none"/>
+        </w:tblBorders>
       </w:tblPr>
       <w:tblGrid>
         <w:gridCol w:w="1584"/>
@@ -9510,7 +9630,11 @@
           <w:tblHeader w:val="on"/>
         </w:trPr>
         <w:tc>
-          <w:tcPr/>
+          <w:tcPr>
+            <w:tcBorders>
+              <w:bottom w:val="single" w:sz="6" w:space="0" w:color="333333"/>
+            </w:tcBorders>
+          </w:tcPr>
           <w:p>
             <w:pPr>
               <w:pStyle w:val="Compact"/>
@@ -9533,7 +9657,11 @@
           </w:p>
         </w:tc>
         <w:tc>
-          <w:tcPr/>
+          <w:tcPr>
+            <w:tcBorders>
+              <w:bottom w:val="single" w:sz="6" w:space="0" w:color="333333"/>
+            </w:tcBorders>
+          </w:tcPr>
           <w:p>
             <w:pPr>
               <w:pStyle w:val="Compact"/>
@@ -9564,7 +9692,11 @@
           </w:p>
         </w:tc>
         <w:tc>
-          <w:tcPr/>
+          <w:tcPr>
+            <w:tcBorders>
+              <w:bottom w:val="single" w:sz="6" w:space="0" w:color="333333"/>
+            </w:tcBorders>
+          </w:tcPr>
           <w:p>
             <w:pPr>
               <w:pStyle w:val="Compact"/>
@@ -9595,7 +9727,11 @@
           </w:p>
         </w:tc>
         <w:tc>
-          <w:tcPr/>
+          <w:tcPr>
+            <w:tcBorders>
+              <w:bottom w:val="single" w:sz="6" w:space="0" w:color="333333"/>
+            </w:tcBorders>
+          </w:tcPr>
           <w:p>
             <w:pPr>
               <w:pStyle w:val="Compact"/>
@@ -9626,7 +9762,11 @@
           </w:p>
         </w:tc>
         <w:tc>
-          <w:tcPr/>
+          <w:tcPr>
+            <w:tcBorders>
+              <w:bottom w:val="single" w:sz="6" w:space="0" w:color="333333"/>
+            </w:tcBorders>
+          </w:tcPr>
           <w:p>
             <w:pPr>
               <w:pStyle w:val="Compact"/>
@@ -10194,6 +10334,7 @@
       <w:pPr>
         <w:pStyle w:val="BodyText"/>
         <w:spacing w:before="120"/>
+        <w:ind w:firstLine="420"/>
       </w:pPr>
       <w:r>
         <w:rPr>
@@ -10249,6 +10390,7 @@
     <w:p>
       <w:pPr>
         <w:pStyle w:val="BodyText"/>
+        <w:ind w:firstLine="420"/>
       </w:pPr>
       <w:r>
         <w:rPr>
@@ -10304,6 +10446,7 @@
     <w:p>
       <w:pPr>
         <w:pStyle w:val="BodyText"/>
+        <w:ind w:firstLine="420"/>
       </w:pPr>
       <w:r>
         <w:rPr>
@@ -10407,6 +10550,7 @@
     <w:p>
       <w:pPr>
         <w:pStyle w:val="FirstParagraph"/>
+        <w:ind w:firstLine="420"/>
       </w:pPr>
       <w:r>
         <w:rPr>
@@ -11275,6 +11419,7 @@
     <w:p>
       <w:pPr>
         <w:pStyle w:val="FirstParagraph"/>
+        <w:ind w:firstLine="420"/>
       </w:pPr>
       <w:r>
         <w:rPr>
@@ -11460,6 +11605,7 @@
     <w:p>
       <w:pPr>
         <w:pStyle w:val="BodyText"/>
+        <w:ind w:firstLine="420"/>
       </w:pPr>
       <w:r>
         <w:rPr>
@@ -11501,6 +11647,7 @@
     <w:p>
       <w:pPr>
         <w:pStyle w:val="BodyText"/>
+        <w:ind w:firstLine="420"/>
       </w:pPr>
       <w:r>
         <w:rPr>
@@ -11524,6 +11671,7 @@
     <w:p>
       <w:pPr>
         <w:pStyle w:val="BodyText"/>
+        <w:ind w:firstLine="420"/>
       </w:pPr>
       <w:r>
         <w:rPr>
@@ -11626,6 +11774,7 @@
     <w:p>
       <w:pPr>
         <w:pStyle w:val="BodyText"/>
+        <w:ind w:firstLine="420"/>
       </w:pPr>
       <w:r>
         <w:rPr>
@@ -11937,6 +12086,7 @@
     <w:p>
       <w:pPr>
         <w:pStyle w:val="FirstParagraph"/>
+        <w:ind w:firstLine="420"/>
       </w:pPr>
       <w:r>
         <w:rPr>
@@ -12516,6 +12666,7 @@
     <w:p>
       <w:pPr>
         <w:pStyle w:val="BodyText"/>
+        <w:ind w:firstLine="420"/>
       </w:pPr>
       <w:r>
         <w:rPr>
@@ -12915,6 +13066,7 @@
     <w:p>
       <w:pPr>
         <w:pStyle w:val="BodyText"/>
+        <w:ind w:firstLine="420"/>
       </w:pPr>
       <w:r>
         <w:rPr>
@@ -13010,6 +13162,7 @@
     <w:p>
       <w:pPr>
         <w:pStyle w:val="BodyText"/>
+        <w:ind w:firstLine="420"/>
       </w:pPr>
       <w:r>
         <w:rPr>
@@ -13439,6 +13592,7 @@
     <w:p>
       <w:pPr>
         <w:pStyle w:val="BodyText"/>
+        <w:ind w:firstLine="420"/>
       </w:pPr>
       <w:r>
         <w:rPr>
@@ -13588,6 +13742,7 @@
     <w:p>
       <w:pPr>
         <w:pStyle w:val="FirstParagraph"/>
+        <w:ind w:firstLine="420"/>
       </w:pPr>
       <w:r>
         <w:rPr>
@@ -13658,6 +13813,7 @@
           <w:numId w:val="1006"/>
         </w:numPr>
         <w:spacing w:after="80"/>
+        <w:ind w:firstLine="420"/>
       </w:pPr>
       <w:r>
         <w:rPr>
@@ -13689,6 +13845,15 @@
         <w:tblStyle w:val="Table"/>
         <w:tblW w:type="auto" w:w="0"/>
         <w:tblLook w:firstRow="1" w:lastRow="0" w:firstColumn="0" w:lastColumn="0" w:noHBand="0" w:noVBand="0" w:val="0020"/>
+        <w:jc w:val="center"/>
+        <w:tblBorders>
+          <w:top w:val="single" w:sz="12" w:space="0" w:color="333333"/>
+          <w:bottom w:val="single" w:sz="12" w:space="0" w:color="333333"/>
+          <w:left w:val="none"/>
+          <w:right w:val="none"/>
+          <w:insideH w:val="none"/>
+          <w:insideV w:val="none"/>
+        </w:tblBorders>
       </w:tblPr>
       <w:tblGrid>
         <w:gridCol w:w="1980"/>
@@ -13701,7 +13866,11 @@
           <w:tblHeader w:val="on"/>
         </w:trPr>
         <w:tc>
-          <w:tcPr/>
+          <w:tcPr>
+            <w:tcBorders>
+              <w:bottom w:val="single" w:sz="6" w:space="0" w:color="333333"/>
+            </w:tcBorders>
+          </w:tcPr>
           <w:p>
             <w:pPr>
               <w:pStyle w:val="Compact"/>
@@ -13717,7 +13886,11 @@
           </w:p>
         </w:tc>
         <w:tc>
-          <w:tcPr/>
+          <w:tcPr>
+            <w:tcBorders>
+              <w:bottom w:val="single" w:sz="6" w:space="0" w:color="333333"/>
+            </w:tcBorders>
+          </w:tcPr>
           <w:p>
             <w:pPr>
               <w:pStyle w:val="Compact"/>
@@ -13726,7 +13899,11 @@
           </w:p>
         </w:tc>
         <w:tc>
-          <w:tcPr/>
+          <w:tcPr>
+            <w:tcBorders>
+              <w:bottom w:val="single" w:sz="6" w:space="0" w:color="333333"/>
+            </w:tcBorders>
+          </w:tcPr>
           <w:p>
             <w:pPr>
               <w:pStyle w:val="Compact"/>
@@ -13735,7 +13912,11 @@
           </w:p>
         </w:tc>
         <w:tc>
-          <w:tcPr/>
+          <w:tcPr>
+            <w:tcBorders>
+              <w:bottom w:val="single" w:sz="6" w:space="0" w:color="333333"/>
+            </w:tcBorders>
+          </w:tcPr>
           <w:p>
             <w:pPr>
               <w:pStyle w:val="Compact"/>
@@ -13799,6 +13980,7 @@
       <w:pPr>
         <w:pStyle w:val="BodyText"/>
         <w:spacing w:before="120"/>
+        <w:ind w:firstLine="420"/>
       </w:pPr>
       <w:r>
         <w:rPr>
@@ -13886,6 +14068,7 @@
           <w:ilvl w:val="0"/>
           <w:numId w:val="1007"/>
         </w:numPr>
+        <w:ind w:firstLine="420"/>
       </w:pPr>
       <w:r>
         <w:rPr>
@@ -14183,6 +14366,7 @@
     <w:p>
       <w:pPr>
         <w:pStyle w:val="FirstParagraph"/>
+        <w:ind w:firstLine="420"/>
       </w:pPr>
       <w:r>
         <w:rPr>
@@ -14212,6 +14396,7 @@
     <w:p>
       <w:pPr>
         <w:pStyle w:val="BodyText"/>
+        <w:ind w:firstLine="420"/>
       </w:pPr>
       <w:r>
         <w:rPr>
@@ -14342,6 +14527,7 @@
           <w:ilvl w:val="0"/>
           <w:numId w:val="1008"/>
         </w:numPr>
+        <w:ind w:firstLine="420"/>
       </w:pPr>
       <w:r>
         <w:rPr>
@@ -14435,6 +14621,7 @@
     <w:p>
       <w:pPr>
         <w:pStyle w:val="BodyText"/>
+        <w:ind w:firstLine="420"/>
       </w:pPr>
       <w:r>
         <w:rPr>
@@ -14494,6 +14681,7 @@
     <w:p>
       <w:pPr>
         <w:pStyle w:val="BodyText"/>
+        <w:ind w:firstLine="420"/>
       </w:pPr>
       <w:r>
         <w:rPr>
@@ -14595,6 +14783,7 @@
     <w:p>
       <w:pPr>
         <w:pStyle w:val="BodyText"/>
+        <w:ind w:firstLine="420"/>
       </w:pPr>
       <w:r>
         <w:rPr>
@@ -14824,6 +15013,7 @@
     <w:p>
       <w:pPr>
         <w:pStyle w:val="FirstParagraph"/>
+        <w:ind w:firstLine="420"/>
       </w:pPr>
       <m:oMath>
         <m:r>
@@ -15341,6 +15531,7 @@
     <w:p>
       <w:pPr>
         <w:pStyle w:val="BodyText"/>
+        <w:ind w:firstLine="420"/>
       </w:pPr>
       <w:r>
         <w:rPr>
@@ -15420,6 +15611,7 @@
     <w:p>
       <w:pPr>
         <w:pStyle w:val="BodyText"/>
+        <w:ind w:firstLine="420"/>
       </w:pPr>
       <w:r>
         <w:rPr>
@@ -15511,6 +15703,7 @@
     <w:p>
       <w:pPr>
         <w:pStyle w:val="BodyText"/>
+        <w:ind w:firstLine="420"/>
       </w:pPr>
       <w:r>
         <w:rPr>
@@ -15602,6 +15795,7 @@
     <w:p>
       <w:pPr>
         <w:pStyle w:val="BodyText"/>
+        <w:ind w:firstLine="420"/>
       </w:pPr>
       <w:r>
         <w:rPr>
@@ -16276,6 +16470,7 @@
           <w:ilvl w:val="0"/>
           <w:numId w:val="1009"/>
         </w:numPr>
+        <w:ind w:firstLine="420"/>
       </w:pPr>
       <w:r>
         <w:rPr>
@@ -16320,6 +16515,7 @@
           <w:ilvl w:val="0"/>
           <w:numId w:val="1009"/>
         </w:numPr>
+        <w:ind w:firstLine="420"/>
       </w:pPr>
       <w:r>
         <w:rPr>
@@ -16367,6 +16563,7 @@
     <w:p>
       <w:pPr>
         <w:pStyle w:val="FirstParagraph"/>
+        <w:ind w:firstLine="420"/>
       </w:pPr>
       <w:r>
         <w:rPr>
@@ -16774,6 +16971,7 @@
     <w:p>
       <w:pPr>
         <w:pStyle w:val="FirstParagraph"/>
+        <w:ind w:firstLine="420"/>
       </w:pPr>
       <w:r>
         <w:rPr>
@@ -16854,6 +17052,7 @@
       <w:pPr>
         <w:pStyle w:val="BodyText"/>
         <w:spacing w:after="80"/>
+        <w:ind w:firstLine="420"/>
       </w:pPr>
       <w:r>
         <w:rPr>
@@ -16879,6 +17078,15 @@
         <w:tblStyle w:val="Table"/>
         <w:tblW w:type="auto" w:w="0"/>
         <w:tblLook w:firstRow="1" w:lastRow="0" w:firstColumn="0" w:lastColumn="0" w:noHBand="0" w:noVBand="0" w:val="0020"/>
+        <w:jc w:val="center"/>
+        <w:tblBorders>
+          <w:top w:val="single" w:sz="12" w:space="0" w:color="333333"/>
+          <w:bottom w:val="single" w:sz="12" w:space="0" w:color="333333"/>
+          <w:left w:val="none"/>
+          <w:right w:val="none"/>
+          <w:insideH w:val="none"/>
+          <w:insideV w:val="none"/>
+        </w:tblBorders>
       </w:tblPr>
       <w:tblGrid>
         <w:gridCol w:w="1584"/>
@@ -16892,7 +17100,11 @@
           <w:tblHeader w:val="on"/>
         </w:trPr>
         <w:tc>
-          <w:tcPr/>
+          <w:tcPr>
+            <w:tcBorders>
+              <w:bottom w:val="single" w:sz="6" w:space="0" w:color="333333"/>
+            </w:tcBorders>
+          </w:tcPr>
           <w:p>
             <w:pPr>
               <w:pStyle w:val="Compact"/>
@@ -16908,7 +17120,11 @@
           </w:p>
         </w:tc>
         <w:tc>
-          <w:tcPr/>
+          <w:tcPr>
+            <w:tcBorders>
+              <w:bottom w:val="single" w:sz="6" w:space="0" w:color="333333"/>
+            </w:tcBorders>
+          </w:tcPr>
           <w:p>
             <w:pPr>
               <w:pStyle w:val="Compact"/>
@@ -16924,7 +17140,11 @@
           </w:p>
         </w:tc>
         <w:tc>
-          <w:tcPr/>
+          <w:tcPr>
+            <w:tcBorders>
+              <w:bottom w:val="single" w:sz="6" w:space="0" w:color="333333"/>
+            </w:tcBorders>
+          </w:tcPr>
           <w:p>
             <w:pPr>
               <w:pStyle w:val="Compact"/>
@@ -16970,7 +17190,11 @@
           </w:p>
         </w:tc>
         <w:tc>
-          <w:tcPr/>
+          <w:tcPr>
+            <w:tcBorders>
+              <w:bottom w:val="single" w:sz="6" w:space="0" w:color="333333"/>
+            </w:tcBorders>
+          </w:tcPr>
           <w:p>
             <w:pPr>
               <w:pStyle w:val="Compact"/>
@@ -16986,7 +17210,11 @@
           </w:p>
         </w:tc>
         <w:tc>
-          <w:tcPr/>
+          <w:tcPr>
+            <w:tcBorders>
+              <w:bottom w:val="single" w:sz="6" w:space="0" w:color="333333"/>
+            </w:tcBorders>
+          </w:tcPr>
           <w:p>
             <w:pPr>
               <w:pStyle w:val="Compact"/>
@@ -17203,6 +17431,7 @@
       <w:pPr>
         <w:pStyle w:val="BodyText"/>
         <w:spacing w:before="120"/>
+        <w:ind w:firstLine="420"/>
       </w:pPr>
       <w:r>
         <w:rPr>
@@ -17286,6 +17515,7 @@
     <w:p>
       <w:pPr>
         <w:pStyle w:val="BodyText"/>
+        <w:ind w:firstLine="420"/>
       </w:pPr>
       <w:r>
         <w:rPr>
@@ -17357,6 +17587,7 @@
     <w:p>
       <w:pPr>
         <w:pStyle w:val="BodyText"/>
+        <w:ind w:firstLine="420"/>
       </w:pPr>
       <w:r>
         <w:rPr>
@@ -17576,6 +17807,7 @@
     <w:p>
       <w:pPr>
         <w:pStyle w:val="BodyText"/>
+        <w:ind w:firstLine="420"/>
       </w:pPr>
       <w:r>
         <w:rPr>
@@ -17763,6 +17995,7 @@
     <w:p>
       <w:pPr>
         <w:pStyle w:val="BodyText"/>
+        <w:ind w:firstLine="420"/>
       </w:pPr>
       <w:r>
         <w:rPr>
@@ -18055,6 +18288,7 @@
     <w:p>
       <w:pPr>
         <w:pStyle w:val="FirstParagraph"/>
+        <w:ind w:firstLine="420"/>
       </w:pPr>
       <w:r>
         <w:rPr>
@@ -18192,6 +18426,7 @@
     <w:p>
       <w:pPr>
         <w:pStyle w:val="BodyText"/>
+        <w:ind w:firstLine="420"/>
       </w:pPr>
       <w:r>
         <w:rPr>
@@ -18583,6 +18818,7 @@
     <w:p>
       <w:pPr>
         <w:pStyle w:val="BodyText"/>
+        <w:ind w:firstLine="420"/>
       </w:pPr>
       <w:r>
         <w:rPr>
@@ -18760,6 +18996,7 @@
     <w:p>
       <w:pPr>
         <w:pStyle w:val="BodyText"/>
+        <w:ind w:firstLine="420"/>
       </w:pPr>
       <w:r>
         <w:rPr>
@@ -19040,6 +19277,7 @@
           <w:ilvl w:val="0"/>
           <w:numId w:val="1010"/>
         </w:numPr>
+        <w:ind w:firstLine="420"/>
       </w:pPr>
       <w:r>
         <w:rPr>
@@ -19091,6 +19329,7 @@
           <w:ilvl w:val="0"/>
           <w:numId w:val="1010"/>
         </w:numPr>
+        <w:ind w:firstLine="420"/>
       </w:pPr>
       <w:r>
         <w:rPr>
@@ -19129,6 +19368,7 @@
           <w:ilvl w:val="0"/>
           <w:numId w:val="1010"/>
         </w:numPr>
+        <w:ind w:firstLine="420"/>
       </w:pPr>
       <w:r>
         <w:rPr>
@@ -19239,6 +19479,7 @@
     <w:p>
       <w:pPr>
         <w:pStyle w:val="FirstParagraph"/>
+        <w:ind w:firstLine="420"/>
       </w:pPr>
       <w:r>
         <w:rPr>
@@ -19701,6 +19942,7 @@
           <w:ilvl w:val="0"/>
           <w:numId w:val="1011"/>
         </w:numPr>
+        <w:ind w:firstLine="420"/>
       </w:pPr>
       <w:r>
         <w:rPr>
@@ -19911,6 +20153,7 @@
           <w:ilvl w:val="0"/>
           <w:numId w:val="1011"/>
         </w:numPr>
+        <w:ind w:firstLine="420"/>
       </w:pPr>
       <w:r>
         <w:rPr>
@@ -20031,6 +20274,7 @@
           <w:ilvl w:val="0"/>
           <w:numId w:val="1011"/>
         </w:numPr>
+        <w:ind w:firstLine="420"/>
       </w:pPr>
       <w:r>
         <w:rPr>
@@ -20284,6 +20528,7 @@
           <w:ilvl w:val="0"/>
           <w:numId w:val="1011"/>
         </w:numPr>
+        <w:ind w:firstLine="420"/>
       </w:pPr>
       <m:oMath>
         <m:sSub>

--- a/00-首页/题组Word/初赛模拟卷/初赛模拟卷VII（非有机·学生版）.docx
+++ b/00-首页/题组Word/初赛模拟卷/初赛模拟卷VII（非有机·学生版）.docx
@@ -1730,6 +1730,7 @@
     <w:p>
       <w:pPr>
         <w:pStyle w:val="BodyText"/>
+        <w:spacing w:after="80"/>
         <w:ind w:firstLine="420"/>
       </w:pPr>
       <w:r>
@@ -2046,165 +2047,261 @@
         <w:t>。</w:t>
       </w:r>
     </w:p>
+    <w:tbl>
+      <w:tblPr>
+        <w:tblStyle w:val="Table"/>
+        <w:tblW w:type="pct" w:w="5000"/>
+        <w:tblLayout w:type="fixed"/>
+        <w:tblLook w:firstRow="1" w:lastRow="0" w:firstColumn="0" w:lastColumn="0" w:noHBand="0" w:noVBand="0" w:val="0020"/>
+        <w:jc w:val="center"/>
+        <w:tblBorders>
+          <w:top w:val="single" w:sz="12" w:space="0" w:color="333333"/>
+          <w:bottom w:val="single" w:sz="12" w:space="0" w:color="333333"/>
+          <w:left w:val="none"/>
+          <w:right w:val="none"/>
+          <w:insideH w:val="none"/>
+          <w:insideV w:val="none"/>
+        </w:tblBorders>
+      </w:tblPr>
+      <w:tblGrid>
+        <w:gridCol w:w="2640"/>
+        <w:gridCol w:w="2640"/>
+        <w:gridCol w:w="2640"/>
+      </w:tblGrid>
+      <w:tr>
+        <w:trPr>
+          <w:tblHeader w:val="on"/>
+        </w:trPr>
+        <w:tc>
+          <w:tcPr>
+            <w:tcBorders>
+              <w:bottom w:val="single" w:sz="6" w:space="0" w:color="333333"/>
+            </w:tcBorders>
+          </w:tcPr>
+          <w:p>
+            <w:pPr>
+              <w:pStyle w:val="Compact"/>
+              <w:jc w:val="center"/>
+            </w:pPr>
+            <w:r>
+              <w:rPr>
+                <w:rFonts w:hint="eastAsia" w:ascii="Times New Roman" w:hAnsi="Times New Roman" w:eastAsia="SimHei" w:cs="Times New Roman"/>
+                <w:b/>
+              </w:rPr>
+              <w:t xml:space="preserve">甲</w:t>
+            </w:r>
+          </w:p>
+        </w:tc>
+        <w:tc>
+          <w:tcPr>
+            <w:tcBorders>
+              <w:bottom w:val="single" w:sz="6" w:space="0" w:color="333333"/>
+            </w:tcBorders>
+          </w:tcPr>
+          <w:p>
+            <w:pPr>
+              <w:pStyle w:val="Compact"/>
+              <w:jc w:val="center"/>
+            </w:pPr>
+            <w:r>
+              <w:rPr>
+                <w:rFonts w:hint="eastAsia" w:ascii="Times New Roman" w:hAnsi="Times New Roman" w:eastAsia="SimHei" w:cs="Times New Roman"/>
+                <w:b/>
+              </w:rPr>
+              <w:t xml:space="preserve">乙</w:t>
+            </w:r>
+          </w:p>
+        </w:tc>
+        <w:tc>
+          <w:tcPr>
+            <w:tcBorders>
+              <w:bottom w:val="single" w:sz="6" w:space="0" w:color="333333"/>
+            </w:tcBorders>
+          </w:tcPr>
+          <w:p>
+            <w:pPr>
+              <w:pStyle w:val="Compact"/>
+              <w:jc w:val="center"/>
+            </w:pPr>
+            <w:r>
+              <w:rPr>
+                <w:rFonts w:hint="eastAsia" w:ascii="Times New Roman" w:hAnsi="Times New Roman" w:eastAsia="SimHei" w:cs="Times New Roman"/>
+                <w:b/>
+              </w:rPr>
+              <w:t xml:space="preserve">丙</w:t>
+            </w:r>
+          </w:p>
+        </w:tc>
+      </w:tr>
+      <w:tr>
+        <w:tc>
+          <w:tcPr/>
+          <w:p>
+            <w:pPr>
+              <w:pStyle w:val="Compact"/>
+              <w:jc w:val="center"/>
+            </w:pPr>
+            <w:r>
+              <w:rPr>
+                <w:rFonts w:ascii="Times New Roman" w:hAnsi="Times New Roman" w:eastAsia="Times New Roman" w:cs="Times New Roman"/>
+              </w:rPr>
+              <w:drawing>
+                <wp:inline>
+                  <wp:extent cx="1568400" cy="1465973"/>
+                  <wp:effectExtent b="0" l="0" r="0" t="0"/>
+                  <wp:docPr descr="" title="" id="10" name="Picture"/>
+                  <a:graphic>
+                    <a:graphicData uri="http://schemas.openxmlformats.org/drawingml/2006/picture">
+                      <pic:pic>
+                        <pic:nvPicPr>
+                          <pic:cNvPr descr="b166d2bc38baf68c0265323335a907df8c8a9004acdadc705845d37bfc939b49.jpg" id="11" name="Picture"/>
+                          <pic:cNvPicPr>
+                            <a:picLocks noChangeArrowheads="1" noChangeAspect="1"/>
+                          </pic:cNvPicPr>
+                        </pic:nvPicPr>
+                        <pic:blipFill>
+                          <a:blip r:embed="rId9"/>
+                          <a:stretch>
+                            <a:fillRect/>
+                          </a:stretch>
+                        </pic:blipFill>
+                        <pic:spPr bwMode="auto">
+                          <a:xfrm>
+                            <a:off x="0" y="0"/>
+                            <a:ext cx="1568400" cy="1465973"/>
+                          </a:xfrm>
+                          <a:prstGeom prst="rect">
+                            <a:avLst/>
+                          </a:prstGeom>
+                          <a:noFill/>
+                          <a:ln w="9525">
+                            <a:noFill/>
+                            <a:headEnd/>
+                            <a:tailEnd/>
+                          </a:ln>
+                        </pic:spPr>
+                      </pic:pic>
+                    </a:graphicData>
+                  </a:graphic>
+                </wp:inline>
+              </w:drawing>
+            </w:r>
+          </w:p>
+        </w:tc>
+        <w:tc>
+          <w:tcPr/>
+          <w:p>
+            <w:pPr>
+              <w:pStyle w:val="Compact"/>
+              <w:jc w:val="center"/>
+            </w:pPr>
+            <w:r>
+              <w:rPr>
+                <w:rFonts w:ascii="Times New Roman" w:hAnsi="Times New Roman" w:eastAsia="Times New Roman" w:cs="Times New Roman"/>
+              </w:rPr>
+              <w:drawing>
+                <wp:inline>
+                  <wp:extent cx="1568400" cy="1250254"/>
+                  <wp:effectExtent b="0" l="0" r="0" t="0"/>
+                  <wp:docPr descr="" title="" id="13" name="Picture"/>
+                  <a:graphic>
+                    <a:graphicData uri="http://schemas.openxmlformats.org/drawingml/2006/picture">
+                      <pic:pic>
+                        <pic:nvPicPr>
+                          <pic:cNvPr descr="2851353de00be08990fb5aeed1daab7f5c207f4a2bbee3b728491f58d877bdf6.jpg" id="14" name="Picture"/>
+                          <pic:cNvPicPr>
+                            <a:picLocks noChangeArrowheads="1" noChangeAspect="1"/>
+                          </pic:cNvPicPr>
+                        </pic:nvPicPr>
+                        <pic:blipFill>
+                          <a:blip r:embed="rId12"/>
+                          <a:stretch>
+                            <a:fillRect/>
+                          </a:stretch>
+                        </pic:blipFill>
+                        <pic:spPr bwMode="auto">
+                          <a:xfrm>
+                            <a:off x="0" y="0"/>
+                            <a:ext cx="1568400" cy="1250254"/>
+                          </a:xfrm>
+                          <a:prstGeom prst="rect">
+                            <a:avLst/>
+                          </a:prstGeom>
+                          <a:noFill/>
+                          <a:ln w="9525">
+                            <a:noFill/>
+                            <a:headEnd/>
+                            <a:tailEnd/>
+                          </a:ln>
+                        </pic:spPr>
+                      </pic:pic>
+                    </a:graphicData>
+                  </a:graphic>
+                </wp:inline>
+              </w:drawing>
+            </w:r>
+          </w:p>
+        </w:tc>
+        <w:tc>
+          <w:tcPr/>
+          <w:p>
+            <w:pPr>
+              <w:pStyle w:val="Compact"/>
+              <w:jc w:val="center"/>
+            </w:pPr>
+            <w:r>
+              <w:rPr>
+                <w:rFonts w:ascii="Times New Roman" w:hAnsi="Times New Roman" w:eastAsia="Times New Roman" w:cs="Times New Roman"/>
+              </w:rPr>
+              <w:drawing>
+                <wp:inline>
+                  <wp:extent cx="1568400" cy="1221760"/>
+                  <wp:effectExtent b="0" l="0" r="0" t="0"/>
+                  <wp:docPr descr="" title="" id="16" name="Picture"/>
+                  <a:graphic>
+                    <a:graphicData uri="http://schemas.openxmlformats.org/drawingml/2006/picture">
+                      <pic:pic>
+                        <pic:nvPicPr>
+                          <pic:cNvPr descr="f9a797ac008905b3e58574e952dc33c89b276e21c2fd9f89dd5fb17208359bf1.jpg" id="17" name="Picture"/>
+                          <pic:cNvPicPr>
+                            <a:picLocks noChangeArrowheads="1" noChangeAspect="1"/>
+                          </pic:cNvPicPr>
+                        </pic:nvPicPr>
+                        <pic:blipFill>
+                          <a:blip r:embed="rId15"/>
+                          <a:stretch>
+                            <a:fillRect/>
+                          </a:stretch>
+                        </pic:blipFill>
+                        <pic:spPr bwMode="auto">
+                          <a:xfrm>
+                            <a:off x="0" y="0"/>
+                            <a:ext cx="1568400" cy="1221760"/>
+                          </a:xfrm>
+                          <a:prstGeom prst="rect">
+                            <a:avLst/>
+                          </a:prstGeom>
+                          <a:noFill/>
+                          <a:ln w="9525">
+                            <a:noFill/>
+                            <a:headEnd/>
+                            <a:tailEnd/>
+                          </a:ln>
+                        </pic:spPr>
+                      </pic:pic>
+                    </a:graphicData>
+                  </a:graphic>
+                </wp:inline>
+              </w:drawing>
+            </w:r>
+          </w:p>
+        </w:tc>
+      </w:tr>
+    </w:tbl>
     <w:p>
       <w:pPr>
         <w:pStyle w:val="BodyText"/>
-        <w:spacing w:before="160" w:after="80"/>
-        <w:jc w:val="center"/>
-      </w:pPr>
-      <w:r>
-        <w:rPr>
-          <w:rFonts w:ascii="Times New Roman" w:hAnsi="Times New Roman" w:eastAsia="Times New Roman" w:cs="Times New Roman"/>
-        </w:rPr>
-        <w:drawing>
-          <wp:inline>
-            <wp:extent cx="3111500" cy="2908300"/>
-            <wp:effectExtent b="0" l="0" r="0" t="0"/>
-            <wp:docPr descr="" title="" id="10" name="Picture"/>
-            <a:graphic>
-              <a:graphicData uri="http://schemas.openxmlformats.org/drawingml/2006/picture">
-                <pic:pic>
-                  <pic:nvPicPr>
-                    <pic:cNvPr descr="b166d2bc38baf68c0265323335a907df8c8a9004acdadc705845d37bfc939b49.jpg" id="11" name="Picture"/>
-                    <pic:cNvPicPr>
-                      <a:picLocks noChangeArrowheads="1" noChangeAspect="1"/>
-                    </pic:cNvPicPr>
-                  </pic:nvPicPr>
-                  <pic:blipFill>
-                    <a:blip r:embed="rId9"/>
-                    <a:stretch>
-                      <a:fillRect/>
-                    </a:stretch>
-                  </pic:blipFill>
-                  <pic:spPr bwMode="auto">
-                    <a:xfrm>
-                      <a:off x="0" y="0"/>
-                      <a:ext cx="3111500" cy="2908300"/>
-                    </a:xfrm>
-                    <a:prstGeom prst="rect">
-                      <a:avLst/>
-                    </a:prstGeom>
-                    <a:noFill/>
-                    <a:ln w="9525">
-                      <a:noFill/>
-                      <a:headEnd/>
-                      <a:tailEnd/>
-                    </a:ln>
-                  </pic:spPr>
-                </pic:pic>
-              </a:graphicData>
-            </a:graphic>
-          </wp:inline>
-        </w:drawing>
-      </w:r>
-    </w:p>
-    <w:p>
-      <w:pPr>
-        <w:pStyle w:val="BodyText"/>
-        <w:spacing w:before="160" w:after="80"/>
-        <w:jc w:val="center"/>
-      </w:pPr>
-      <w:r>
-        <w:rPr>
-          <w:rFonts w:ascii="Times New Roman" w:hAnsi="Times New Roman" w:eastAsia="Times New Roman" w:cs="Times New Roman"/>
-        </w:rPr>
-        <w:drawing>
-          <wp:inline>
-            <wp:extent cx="3240000" cy="2582775"/>
-            <wp:effectExtent b="0" l="0" r="0" t="0"/>
-            <wp:docPr descr="" title="" id="13" name="Picture"/>
-            <a:graphic>
-              <a:graphicData uri="http://schemas.openxmlformats.org/drawingml/2006/picture">
-                <pic:pic>
-                  <pic:nvPicPr>
-                    <pic:cNvPr descr="2851353de00be08990fb5aeed1daab7f5c207f4a2bbee3b728491f58d877bdf6.jpg" id="14" name="Picture"/>
-                    <pic:cNvPicPr>
-                      <a:picLocks noChangeArrowheads="1" noChangeAspect="1"/>
-                    </pic:cNvPicPr>
-                  </pic:nvPicPr>
-                  <pic:blipFill>
-                    <a:blip r:embed="rId12"/>
-                    <a:stretch>
-                      <a:fillRect/>
-                    </a:stretch>
-                  </pic:blipFill>
-                  <pic:spPr bwMode="auto">
-                    <a:xfrm>
-                      <a:off x="0" y="0"/>
-                      <a:ext cx="3240000" cy="2582775"/>
-                    </a:xfrm>
-                    <a:prstGeom prst="rect">
-                      <a:avLst/>
-                    </a:prstGeom>
-                    <a:noFill/>
-                    <a:ln w="9525">
-                      <a:noFill/>
-                      <a:headEnd/>
-                      <a:tailEnd/>
-                    </a:ln>
-                  </pic:spPr>
-                </pic:pic>
-              </a:graphicData>
-            </a:graphic>
-          </wp:inline>
-        </w:drawing>
-      </w:r>
-    </w:p>
-    <w:p>
-      <w:pPr>
-        <w:pStyle w:val="BodyText"/>
-        <w:spacing w:before="160" w:after="80"/>
-        <w:jc w:val="center"/>
-      </w:pPr>
-      <w:r>
-        <w:rPr>
-          <w:rFonts w:ascii="Times New Roman" w:hAnsi="Times New Roman" w:eastAsia="Times New Roman" w:cs="Times New Roman"/>
-        </w:rPr>
-        <w:drawing>
-          <wp:inline>
-            <wp:extent cx="3240000" cy="2523913"/>
-            <wp:effectExtent b="0" l="0" r="0" t="0"/>
-            <wp:docPr descr="" title="" id="16" name="Picture"/>
-            <a:graphic>
-              <a:graphicData uri="http://schemas.openxmlformats.org/drawingml/2006/picture">
-                <pic:pic>
-                  <pic:nvPicPr>
-                    <pic:cNvPr descr="f9a797ac008905b3e58574e952dc33c89b276e21c2fd9f89dd5fb17208359bf1.jpg" id="17" name="Picture"/>
-                    <pic:cNvPicPr>
-                      <a:picLocks noChangeArrowheads="1" noChangeAspect="1"/>
-                    </pic:cNvPicPr>
-                  </pic:nvPicPr>
-                  <pic:blipFill>
-                    <a:blip r:embed="rId15"/>
-                    <a:stretch>
-                      <a:fillRect/>
-                    </a:stretch>
-                  </pic:blipFill>
-                  <pic:spPr bwMode="auto">
-                    <a:xfrm>
-                      <a:off x="0" y="0"/>
-                      <a:ext cx="3240000" cy="2523913"/>
-                    </a:xfrm>
-                    <a:prstGeom prst="rect">
-                      <a:avLst/>
-                    </a:prstGeom>
-                    <a:noFill/>
-                    <a:ln w="9525">
-                      <a:noFill/>
-                      <a:headEnd/>
-                      <a:tailEnd/>
-                    </a:ln>
-                  </pic:spPr>
-                </pic:pic>
-              </a:graphicData>
-            </a:graphic>
-          </wp:inline>
-        </w:drawing>
-      </w:r>
-    </w:p>
-    <w:p>
-      <w:pPr>
-        <w:pStyle w:val="BodyText"/>
+        <w:spacing w:before="120"/>
         <w:ind w:firstLine="420"/>
       </w:pPr>
       <w:r>
